--- a/docs/database.docx
+++ b/docs/database.docx
@@ -856,6 +856,22 @@
           <w:numId w:val="14"/>
         </w:numPr>
       </w:pPr>
+      <w:proofErr w:type="spellStart"/>
+      <w:r>
+        <w:t>academic_year</w:t>
+      </w:r>
+      <w:proofErr w:type="spellEnd"/>
+      <w:r>
+        <w:t xml:space="preserve"> (VARCHAR) (2026-2027)</w:t>
+      </w:r>
+    </w:p>
+    <w:p>
+      <w:pPr>
+        <w:numPr>
+          <w:ilvl w:val="0"/>
+          <w:numId w:val="14"/>
+        </w:numPr>
+      </w:pPr>
       <w:r>
         <w:t>status (Enum: ACTIVE, ARCHIVED)</w:t>
       </w:r>
@@ -1449,6 +1465,7 @@
         </w:numPr>
       </w:pPr>
       <w:r>
+        <w:lastRenderedPageBreak/>
         <w:t>status (Enum: PRESENT, ABSENT, LATE)</w:t>
       </w:r>
     </w:p>
@@ -1460,7 +1477,6 @@
         </w:numPr>
       </w:pPr>
       <w:r>
-        <w:lastRenderedPageBreak/>
         <w:t>note</w:t>
       </w:r>
     </w:p>
@@ -2807,6 +2823,7 @@
         </w:numPr>
       </w:pPr>
       <w:r>
+        <w:lastRenderedPageBreak/>
         <w:t>id (PK)</w:t>
       </w:r>
     </w:p>
@@ -2819,7 +2836,6 @@
       </w:pPr>
       <w:proofErr w:type="spellStart"/>
       <w:r>
-        <w:lastRenderedPageBreak/>
         <w:t>exam_id</w:t>
       </w:r>
       <w:proofErr w:type="spellEnd"/>
@@ -4123,6 +4139,7 @@
       </w:pPr>
       <w:proofErr w:type="spellStart"/>
       <w:r>
+        <w:lastRenderedPageBreak/>
         <w:t>attempt_number</w:t>
       </w:r>
       <w:proofErr w:type="spellEnd"/>
@@ -4163,7 +4180,6 @@
       </w:pPr>
       <w:proofErr w:type="spellStart"/>
       <w:r>
-        <w:lastRenderedPageBreak/>
         <w:t>started_at</w:t>
       </w:r>
       <w:proofErr w:type="spellEnd"/>
